--- a/documents/BakiBondhu_Database_Specification.docx
+++ b/documents/BakiBondhu_Database_Specification.docx
@@ -18,7 +18,7 @@
         <w:t>Version 1.0</w:t>
       </w:r>
       <w:r>
-        <w:t xml:space="preserve"> · rev. 2026-09-07 (spec-review fixes) · Target PostgreSQL 13+</w:t>
+        <w:t xml:space="preserve"> · rev. 2026-09-08 · Target PostgreSQL 13+ (validated on 17)</w:t>
       </w:r>
     </w:p>
     <w:p>
@@ -58,7 +58,40 @@
     </w:p>
     <w:p>
       <w:r>
-        <w:t>This is the complete, runnable PostgreSQL schema: enum types, all tables with fields, keys and indexes, computed balance/aging views, append-only ledger triggers, tenant-isolation row-level security, payment allocation, and seed data.</w:t>
+        <w:t>Complete, runnable PostgreSQL schema: enum types, tables, keys and indexes, computed balance/aging views, append-only ledger triggers, FIFO payment allocation (</w:t>
+      </w:r>
+      <w:r>
+        <w:rPr>
+          <w:rFonts w:ascii="Consolas" w:hAnsi="Consolas"/>
+          <w:color w:val="8A3B2E"/>
+          <w:sz w:val="19"/>
+        </w:rPr>
+        <w:t>reallocate_customer</w:t>
+      </w:r>
+      <w:r>
+        <w:t>), tenant-isolation row-level security, and seed data. Validated end-to-end on PostgreSQL 17 (</w:t>
+      </w:r>
+      <w:r>
+        <w:rPr>
+          <w:rFonts w:ascii="Consolas" w:hAnsi="Consolas"/>
+          <w:color w:val="8A3B2E"/>
+          <w:sz w:val="19"/>
+        </w:rPr>
+        <w:t>psql -f</w:t>
+      </w:r>
+      <w:r>
+        <w:t xml:space="preserve">, </w:t>
+      </w:r>
+      <w:r>
+        <w:rPr>
+          <w:rFonts w:ascii="Consolas" w:hAnsi="Consolas"/>
+          <w:color w:val="8A3B2E"/>
+          <w:sz w:val="19"/>
+        </w:rPr>
+        <w:t>ON_ERROR_STOP</w:t>
+      </w:r>
+      <w:r>
+        <w:t>).</w:t>
       </w:r>
     </w:p>
     <w:p>
@@ -66,7 +99,7 @@
         <w:rPr>
           <w:b/>
         </w:rPr>
-        <w:t>Design principles (from the app spec):</w:t>
+        <w:t>Design principles:</w:t>
       </w:r>
       <w:r>
         <w:t xml:space="preserve"> multi-tenant isolation by </w:t>
@@ -80,7 +113,7 @@
         <w:t>business_id</w:t>
       </w:r>
       <w:r>
-        <w:t xml:space="preserve"> (§5); append-only financial ledger with reversal/adjustment (§15); balances are COMPUTED, never stored (§15); offline sync fields on synced entities (§17); money is </w:t>
+        <w:t xml:space="preserve"> (§5); append-only ledger with reversal/adjustment (§15); balances COMPUTED, never stored (§15); offline sync fields (§17); money </w:t>
       </w:r>
       <w:r>
         <w:rPr>
@@ -91,7 +124,7 @@
         <w:t>NUMERIC(14,2)</w:t>
       </w:r>
       <w:r>
-        <w:t xml:space="preserve">; timestamps </w:t>
+        <w:t xml:space="preserve">; </w:t>
       </w:r>
       <w:r>
         <w:rPr>
@@ -102,7 +135,7 @@
         <w:t>timestamptz</w:t>
       </w:r>
       <w:r>
-        <w:t xml:space="preserve"> (UTC), displayed Asia/Dhaka; UUID primary keys so the Android app can generate ids offline (§19).</w:t>
+        <w:t xml:space="preserve"> UTC displayed Asia/Dhaka; UUID keys for offline id-generation (§19).</w:t>
       </w:r>
     </w:p>
     <w:p>
@@ -110,10 +143,10 @@
         <w:rPr>
           <w:b/>
         </w:rPr>
-        <w:t>Rev 2026-09-07 (specification review):</w:t>
+        <w:t>Rev 2026-09-08:</w:t>
       </w:r>
       <w:r>
-        <w:t xml:space="preserve"> added </w:t>
+        <w:t xml:space="preserve"> RLS policies use </w:t>
       </w:r>
       <w:r>
         <w:rPr>
@@ -121,10 +154,10 @@
           <w:color w:val="8A3B2E"/>
           <w:sz w:val="19"/>
         </w:rPr>
-        <w:t>payment_allocations</w:t>
+        <w:t>NULLIF(current_setting(...),'')::uuid</w:t>
       </w:r>
       <w:r>
-        <w:t xml:space="preserve"> and reworked </w:t>
+        <w:t xml:space="preserve"> so an unset/empty tenant GUC denies access instead of erroring (pooled-connection safety). The application connects as a non-owner role — see </w:t>
       </w:r>
       <w:r>
         <w:rPr>
@@ -132,51 +165,7 @@
           <w:color w:val="8A3B2E"/>
           <w:sz w:val="19"/>
         </w:rPr>
-        <w:t>customer_aging</w:t>
-      </w:r>
-      <w:r>
-        <w:t xml:space="preserve"> to age *unpaid* credit in the business timezone; RLS </w:t>
-      </w:r>
-      <w:r>
-        <w:rPr>
-          <w:rFonts w:ascii="Consolas" w:hAnsi="Consolas"/>
-          <w:color w:val="8A3B2E"/>
-          <w:sz w:val="19"/>
-        </w:rPr>
-        <w:t>FORCE</w:t>
-      </w:r>
-      <w:r>
-        <w:t xml:space="preserve"> + non-owner app-role guidance; </w:t>
-      </w:r>
-      <w:r>
-        <w:rPr>
-          <w:rFonts w:ascii="Consolas" w:hAnsi="Consolas"/>
-          <w:color w:val="8A3B2E"/>
-          <w:sz w:val="19"/>
-        </w:rPr>
-        <w:t>business_users</w:t>
-      </w:r>
-      <w:r>
-        <w:t xml:space="preserve"> moved to a user-scoped membership policy (plain tenant isolation broke multi-business login); </w:t>
-      </w:r>
-      <w:r>
-        <w:rPr>
-          <w:rFonts w:ascii="Consolas" w:hAnsi="Consolas"/>
-          <w:color w:val="8A3B2E"/>
-          <w:sz w:val="19"/>
-        </w:rPr>
-        <w:t>promise_to_pay</w:t>
-      </w:r>
-      <w:r>
-        <w:t xml:space="preserve"> gained offline sync fields. See </w:t>
-      </w:r>
-      <w:r>
-        <w:rPr>
-          <w:rFonts w:ascii="Consolas" w:hAnsi="Consolas"/>
-          <w:color w:val="8A3B2E"/>
-          <w:sz w:val="19"/>
-        </w:rPr>
-        <w:t>spec-review.md</w:t>
+        <w:t>Backend/scripts/dev_db_setup.sql</w:t>
       </w:r>
       <w:r>
         <w:t>.</w:t>
@@ -1315,9 +1304,9 @@
         <w:br/>
         <w:t xml:space="preserve">        CREATE POLICY tenant_isolation ON %I</w:t>
         <w:br/>
-        <w:t xml:space="preserve">        USING (business_id = current_setting('app.current_business_id', true)::uuid)</w:t>
-        <w:br/>
-        <w:t xml:space="preserve">        WITH CHECK (business_id = current_setting('app.current_business_id', true)::uuid);</w:t>
+        <w:t xml:space="preserve">        USING (business_id = NULLIF(current_setting('app.current_business_id', true), '')::uuid)</w:t>
+        <w:br/>
+        <w:t xml:space="preserve">        WITH CHECK (business_id = NULLIF(current_setting('app.current_business_id', true), '')::uuid);</w:t>
         <w:br/>
         <w:t xml:space="preserve">     $f$, t);</w:t>
         <w:br/>
@@ -1346,13 +1335,13 @@
         <w:br/>
         <w:t xml:space="preserve">    USING (</w:t>
         <w:br/>
-        <w:t xml:space="preserve">        user_id     = current_setting('app.current_user_id',     true)::uuid</w:t>
-        <w:br/>
-        <w:t xml:space="preserve">     OR business_id = current_setting('app.current_business_id', true)::uuid</w:t>
+        <w:t xml:space="preserve">        user_id     = NULLIF(current_setting('app.current_user_id',     true), '')::uuid</w:t>
+        <w:br/>
+        <w:t xml:space="preserve">     OR business_id = NULLIF(current_setting('app.current_business_id', true), '')::uuid</w:t>
         <w:br/>
         <w:t xml:space="preserve">    )</w:t>
         <w:br/>
-        <w:t xml:space="preserve">    WITH CHECK (business_id = current_setting('app.current_business_id', true)::uuid);</w:t>
+        <w:t xml:space="preserve">    WITH CHECK (business_id = NULLIF(current_setting('app.current_business_id', true), '')::uuid);</w:t>
         <w:br/>
         <w:br/>
         <w:t>-- NOTE: reminder_templates.business_id is NULL for system defaults; the tenant</w:t>
